--- a/Fase 2/Evidencias Proyecto/Evidencias de documentación/Evidencia_3_SprintBacklog_Scrumboard_Burndown_LogiSLA.docx
+++ b/Fase 2/Evidencias Proyecto/Evidencias de documentación/Evidencia_3_SprintBacklog_Scrumboard_Burndown_LogiSLA.docx
@@ -666,7 +666,7 @@
                 <w:sz w:val="18"/>
                 <w:szCs w:val="18"/>
               </w:rPr>
-              <w:t>Semana 10 completada: Sprints 1 a 3 cerrados (ingesta, motor de auditoría y dashboard). El módulo de IA, la migración a PostgreSQL, el CI/CD y las pruebas E2E se desarrollan entre las semanas 13 y 15. Proyecto final completo el martes 17 de noviembre; defensa el martes 1 de diciembre</w:t>
+              <w:t xml:space="preserve">Semana 12, cierre de la Fase 2: Sprints 1 a 3 cerrados (ingesta, motor de auditoría y dashboard). Gráficos, módulo de IA, PostgreSQL con Alembic y Docker en el Sprint 4 (28 de octubre al 9 de noviembre, semanas 12 y 13); CI/CD, pruebas E2E y despliegue en GCP en el Sprint 5 (10 al 16 de noviembre, semana 14). Proyecto terminado y funcionando sin errores el martes 17 de noviembre (semana 15); defensa el martes 1 de diciembre.</w:t>
             </w:r>
           </w:p>
         </w:tc>
@@ -1019,7 +1019,7 @@
                 <w:sz w:val="18"/>
                 <w:szCs w:val="18"/>
               </w:rPr>
-              <w:t>Semanas 9 y 10 · martes 6 y 13 de octubre de 2026 (la clase del 13 se suspendió por lluvia intensa)</w:t>
+              <w:t xml:space="preserve">Semanas 9 y 10 · martes 6 y 13 de octubre de 2026 (la clase del 13 se suspendió por un temporal de lluvia y viento)</w:t>
             </w:r>
           </w:p>
         </w:tc>
@@ -3416,7 +3416,7 @@
           <w:sz w:val="19"/>
           <w:szCs w:val="19"/>
         </w:rPr>
-        <w:t>Reemplazar esta tabla por una captura del tablero de Jira en este punto, que es la evidencia de gestión ágil comprometida para la Fase 2.</w:t>
+        <w:t xml:space="preserve">La captura del tablero en Jira al cierre del Sprint 3 se adjunta en el repositorio, en la carpeta de evidencias de documentación de la Fase 2.</w:t>
       </w:r>
     </w:p>
     <w:p>
@@ -4825,7 +4825,7 @@
           <w:sz w:val="20"/>
           <w:szCs w:val="20"/>
         </w:rPr>
-        <w:t>El sprint cierra con 0 puntos pendientes de los 20 comprometidos. Los 16 puntos que se habían previsto inicialmente (gráficos e IA) se trasladaron al Sprint 4.</w:t>
+        <w:t xml:space="preserve">El sprint cierra con 0 puntos pendientes de los 20 comprometidos. Los 16 puntos que se habían previsto inicialmente (gráficos e IA), de un total planificado de 36, se trasladaron al Sprint 4.</w:t>
       </w:r>
     </w:p>
     <w:p>
@@ -5749,7 +5749,7 @@
                 <w:sz w:val="18"/>
                 <w:szCs w:val="18"/>
               </w:rPr>
-              <w:t>20 y 27 oct</w:t>
+              <w:t xml:space="preserve">20 oct (en línea) y 27 oct</w:t>
             </w:r>
           </w:p>
         </w:tc>
@@ -5910,7 +5910,7 @@
                 <w:sz w:val="18"/>
                 <w:szCs w:val="18"/>
               </w:rPr>
-              <w:t>13 y 14</w:t>
+              <w:t xml:space="preserve">12 y 13</w:t>
             </w:r>
           </w:p>
         </w:tc>
@@ -5940,7 +5940,7 @@
                 <w:sz w:val="18"/>
                 <w:szCs w:val="18"/>
               </w:rPr>
-              <w:t>3 y 10 nov</w:t>
+              <w:t xml:space="preserve">28 oct al 9 nov</w:t>
             </w:r>
           </w:p>
         </w:tc>
@@ -6101,7 +6101,7 @@
                 <w:sz w:val="18"/>
                 <w:szCs w:val="18"/>
               </w:rPr>
-              <w:t>15</w:t>
+              <w:t xml:space="preserve">14</w:t>
             </w:r>
           </w:p>
         </w:tc>
@@ -6131,7 +6131,7 @@
                 <w:sz w:val="18"/>
                 <w:szCs w:val="18"/>
               </w:rPr>
-              <w:t>17 nov</w:t>
+              <w:t xml:space="preserve">10 al 16 nov</w:t>
             </w:r>
           </w:p>
         </w:tc>
@@ -6430,7 +6430,7 @@
           <w:sz w:val="19"/>
           <w:szCs w:val="19"/>
         </w:rPr>
-        <w:t>El Sprint 5 concentra mucha carga en una sola semana. Si no alcanza, el orden de prioridad es: CI/CD y pruebas E2E, informe final y, al final, el despliegue en la nube, con la demo local como respaldo.</w:t>
+        <w:t xml:space="preserve">El martes 17 de noviembre (semana 15) el proyecto debe estar terminado y funcionando sin errores. El Sprint 5 concentra mucha carga en una sola semana; si no alcanza, el orden de prioridad es: CI/CD y pruebas E2E, informe final y, al final, el despliegue en la nube, con la demo local como respaldo.</w:t>
       </w:r>
     </w:p>
     <w:sectPr>
